--- a/backend/word_templates/工程类/集团内工程/材料（设备）采购/邀请询比/7.供应商资格审核表.docx
+++ b/backend/word_templates/工程类/集团内工程/材料（设备）采购/邀请询比/7.供应商资格审核表.docx
@@ -202,7 +202,7 @@
               <w:rPr>
                 <w:rFonts w:hint="eastAsia" w:ascii="仿宋_GB2312" w:eastAsia="仿宋_GB2312" w:cs="AdobeSongStd-Light"/>
                 <w:b/>
-                <w:color w:val="auto"/>
+                <w:color w:val="0000FF"/>
                 <w:kern w:val="0"/>
                 <w:sz w:val="24"/>
                 <w:highlight w:val="none"/>
@@ -273,7 +273,7 @@
                 <w:rFonts w:hint="eastAsia" w:ascii="仿宋_GB2312" w:eastAsia="仿宋_GB2312" w:cs="AdobeSongStd-Light"/>
                 <w:b w:val="0"/>
                 <w:bCs/>
-                <w:color w:val="auto"/>
+                <w:color w:val="0000FF"/>
                 <w:kern w:val="0"/>
                 <w:sz w:val="24"/>
                 <w:highlight w:val="none"/>
@@ -390,7 +390,7 @@
             <w:r>
               <w:rPr>
                 <w:rFonts w:hint="eastAsia" w:ascii="仿宋_GB2312" w:hAnsi="宋体" w:eastAsia="仿宋_GB2312" w:cs="宋体"/>
-                <w:color w:val="auto"/>
+                <w:color w:val="0000FF"/>
                 <w:kern w:val="0"/>
                 <w:sz w:val="24"/>
                 <w:highlight w:val="none"/>
@@ -494,7 +494,7 @@
               <w:jc w:val="center"/>
               <w:rPr>
                 <w:rFonts w:hint="default" w:ascii="仿宋_GB2312" w:hAnsi="宋体" w:eastAsia="仿宋_GB2312" w:cs="宋体"/>
-                <w:color w:val="auto"/>
+                <w:color w:val="0000FF"/>
                 <w:kern w:val="0"/>
                 <w:sz w:val="24"/>
                 <w:highlight w:val="none"/>
@@ -504,7 +504,7 @@
             <w:r>
               <w:rPr>
                 <w:rFonts w:hint="eastAsia" w:ascii="仿宋_GB2312" w:hAnsi="宋体" w:eastAsia="仿宋_GB2312" w:cs="宋体"/>
-                <w:color w:val="auto"/>
+                <w:color w:val="0000FF"/>
                 <w:kern w:val="0"/>
                 <w:sz w:val="24"/>
                 <w:highlight w:val="none"/>
@@ -529,7 +529,7 @@
               <w:jc w:val="center"/>
               <w:rPr>
                 <w:rFonts w:hint="default" w:ascii="仿宋_GB2312" w:hAnsi="宋体" w:eastAsia="仿宋_GB2312" w:cs="宋体"/>
-                <w:color w:val="auto"/>
+                <w:color w:val="0000FF"/>
                 <w:kern w:val="0"/>
                 <w:sz w:val="24"/>
                 <w:highlight w:val="none"/>
@@ -539,7 +539,7 @@
             <w:r>
               <w:rPr>
                 <w:rFonts w:hint="eastAsia" w:ascii="仿宋_GB2312" w:hAnsi="宋体" w:eastAsia="仿宋_GB2312" w:cs="宋体"/>
-                <w:color w:val="auto"/>
+                <w:color w:val="0000FF"/>
                 <w:kern w:val="0"/>
                 <w:sz w:val="24"/>
                 <w:highlight w:val="none"/>
@@ -2961,7 +2961,7 @@
               <w:rPr>
                 <w:rFonts w:hint="eastAsia" w:ascii="仿宋_GB2312" w:eastAsia="仿宋_GB2312" w:cs="AdobeSongStd-Light"/>
                 <w:b/>
-                <w:color w:val="auto"/>
+                <w:color w:val="0000FF"/>
                 <w:kern w:val="0"/>
                 <w:sz w:val="24"/>
                 <w:highlight w:val="none"/>
@@ -3028,12 +3028,14 @@
                 <w:highlight w:val="none"/>
               </w:rPr>
             </w:pPr>
+            <w:bookmarkStart w:id="0" w:name="_GoBack"/>
+            <w:bookmarkEnd w:id="0"/>
             <w:r>
               <w:rPr>
                 <w:rFonts w:hint="eastAsia" w:ascii="仿宋_GB2312" w:eastAsia="仿宋_GB2312" w:cs="AdobeSongStd-Light"/>
                 <w:b w:val="0"/>
                 <w:bCs/>
-                <w:color w:val="auto"/>
+                <w:color w:val="0000FF"/>
                 <w:kern w:val="0"/>
                 <w:sz w:val="24"/>
                 <w:highlight w:val="none"/>
@@ -3150,7 +3152,7 @@
             <w:r>
               <w:rPr>
                 <w:rFonts w:hint="eastAsia" w:ascii="仿宋_GB2312" w:hAnsi="宋体" w:eastAsia="仿宋_GB2312" w:cs="宋体"/>
-                <w:color w:val="auto"/>
+                <w:color w:val="0000FF"/>
                 <w:kern w:val="0"/>
                 <w:sz w:val="24"/>
                 <w:highlight w:val="none"/>
@@ -3264,7 +3266,7 @@
             <w:r>
               <w:rPr>
                 <w:rFonts w:hint="eastAsia" w:ascii="仿宋_GB2312" w:hAnsi="宋体" w:eastAsia="仿宋_GB2312" w:cs="宋体"/>
-                <w:color w:val="auto"/>
+                <w:color w:val="0000FF"/>
                 <w:kern w:val="0"/>
                 <w:sz w:val="24"/>
                 <w:highlight w:val="none"/>
@@ -3299,7 +3301,7 @@
             <w:r>
               <w:rPr>
                 <w:rFonts w:hint="eastAsia" w:ascii="仿宋_GB2312" w:hAnsi="宋体" w:eastAsia="仿宋_GB2312" w:cs="宋体"/>
-                <w:color w:val="auto"/>
+                <w:color w:val="0000FF"/>
                 <w:kern w:val="0"/>
                 <w:sz w:val="24"/>
                 <w:highlight w:val="none"/>
@@ -5613,7 +5615,7 @@
               <w:rPr>
                 <w:rFonts w:ascii="仿宋_GB2312" w:eastAsia="仿宋_GB2312" w:cs="AdobeSongStd-Light"/>
                 <w:b/>
-                <w:color w:val="auto"/>
+                <w:color w:val="0000FF"/>
                 <w:kern w:val="0"/>
                 <w:sz w:val="24"/>
                 <w:highlight w:val="none"/>
@@ -5623,7 +5625,7 @@
               <w:rPr>
                 <w:rFonts w:hint="eastAsia" w:ascii="仿宋_GB2312" w:eastAsia="仿宋_GB2312" w:cs="AdobeSongStd-Light"/>
                 <w:b/>
-                <w:color w:val="auto"/>
+                <w:color w:val="0000FF"/>
                 <w:kern w:val="0"/>
                 <w:sz w:val="24"/>
                 <w:highlight w:val="none"/>
@@ -5684,20 +5686,18 @@
               <w:rPr>
                 <w:rFonts w:ascii="仿宋_GB2312" w:eastAsia="仿宋_GB2312" w:cs="AdobeSongStd-Light"/>
                 <w:b/>
-                <w:color w:val="auto"/>
-                <w:kern w:val="0"/>
-                <w:sz w:val="24"/>
-                <w:highlight w:val="none"/>
-              </w:rPr>
-            </w:pPr>
-            <w:bookmarkStart w:id="0" w:name="_GoBack"/>
-            <w:bookmarkEnd w:id="0"/>
+                <w:color w:val="0000FF"/>
+                <w:kern w:val="0"/>
+                <w:sz w:val="24"/>
+                <w:highlight w:val="none"/>
+              </w:rPr>
+            </w:pPr>
             <w:r>
               <w:rPr>
                 <w:rFonts w:hint="eastAsia" w:ascii="仿宋_GB2312" w:eastAsia="仿宋_GB2312" w:cs="AdobeSongStd-Light"/>
                 <w:b w:val="0"/>
                 <w:bCs/>
-                <w:color w:val="auto"/>
+                <w:color w:val="0000FF"/>
                 <w:kern w:val="0"/>
                 <w:sz w:val="24"/>
                 <w:highlight w:val="none"/>
@@ -5804,7 +5804,7 @@
               <w:rPr>
                 <w:rFonts w:hint="default" w:ascii="仿宋_GB2312" w:eastAsia="仿宋_GB2312" w:cs="AdobeSongStd-Light"/>
                 <w:b/>
-                <w:color w:val="auto"/>
+                <w:color w:val="0000FF"/>
                 <w:kern w:val="0"/>
                 <w:sz w:val="24"/>
                 <w:highlight w:val="none"/>
@@ -5814,7 +5814,7 @@
             <w:r>
               <w:rPr>
                 <w:rFonts w:hint="eastAsia" w:ascii="仿宋_GB2312" w:hAnsi="宋体" w:eastAsia="仿宋_GB2312" w:cs="宋体"/>
-                <w:color w:val="auto"/>
+                <w:color w:val="0000FF"/>
                 <w:kern w:val="0"/>
                 <w:sz w:val="24"/>
                 <w:highlight w:val="none"/>
@@ -5918,7 +5918,7 @@
               <w:jc w:val="center"/>
               <w:rPr>
                 <w:rFonts w:hint="default" w:ascii="仿宋_GB2312" w:hAnsi="宋体" w:eastAsia="仿宋_GB2312" w:cs="宋体"/>
-                <w:color w:val="auto"/>
+                <w:color w:val="0000FF"/>
                 <w:kern w:val="0"/>
                 <w:sz w:val="24"/>
                 <w:highlight w:val="none"/>
@@ -5928,7 +5928,7 @@
             <w:r>
               <w:rPr>
                 <w:rFonts w:hint="eastAsia" w:ascii="仿宋_GB2312" w:hAnsi="宋体" w:eastAsia="仿宋_GB2312" w:cs="宋体"/>
-                <w:color w:val="auto"/>
+                <w:color w:val="0000FF"/>
                 <w:kern w:val="0"/>
                 <w:sz w:val="24"/>
                 <w:highlight w:val="none"/>
@@ -5953,7 +5953,7 @@
               <w:jc w:val="center"/>
               <w:rPr>
                 <w:rFonts w:hint="default" w:ascii="仿宋_GB2312" w:hAnsi="宋体" w:eastAsia="仿宋_GB2312" w:cs="宋体"/>
-                <w:color w:val="auto"/>
+                <w:color w:val="0000FF"/>
                 <w:kern w:val="0"/>
                 <w:sz w:val="24"/>
                 <w:highlight w:val="none"/>
@@ -5963,7 +5963,7 @@
             <w:r>
               <w:rPr>
                 <w:rFonts w:hint="eastAsia" w:ascii="仿宋_GB2312" w:hAnsi="宋体" w:eastAsia="仿宋_GB2312" w:cs="宋体"/>
-                <w:color w:val="auto"/>
+                <w:color w:val="0000FF"/>
                 <w:kern w:val="0"/>
                 <w:sz w:val="24"/>
                 <w:highlight w:val="none"/>
@@ -8233,7 +8233,7 @@
     <w:lsdException w:qFormat="1" w:unhideWhenUsed="0" w:uiPriority="0" w:semiHidden="0" w:name="Title"/>
     <w:lsdException w:unhideWhenUsed="0" w:uiPriority="0" w:semiHidden="0" w:name="Closing"/>
     <w:lsdException w:unhideWhenUsed="0" w:uiPriority="0" w:semiHidden="0" w:name="Signature"/>
-    <w:lsdException w:unhideWhenUsed="0" w:uiPriority="0" w:name="Default Paragraph Font"/>
+    <w:lsdException w:qFormat="1" w:unhideWhenUsed="0" w:uiPriority="0" w:name="Default Paragraph Font"/>
     <w:lsdException w:unhideWhenUsed="0" w:uiPriority="0" w:semiHidden="0" w:name="Body Text"/>
     <w:lsdException w:unhideWhenUsed="0" w:uiPriority="0" w:semiHidden="0" w:name="Body Text Indent"/>
     <w:lsdException w:unhideWhenUsed="0" w:uiPriority="0" w:semiHidden="0" w:name="List Continue"/>
@@ -8436,6 +8436,7 @@
   <w:style w:type="character" w:default="1" w:styleId="4">
     <w:name w:val="Default Paragraph Font"/>
     <w:semiHidden/>
+    <w:qFormat/>
     <w:uiPriority w:val="0"/>
   </w:style>
   <w:style w:type="table" w:default="1" w:styleId="3">
